--- a/writing/Chapter 5 - 5.2 Analysis of Design Solutions/FINAL_TEXT.docx
+++ b/writing/Chapter 5 - 5.2 Analysis of Design Solutions/FINAL_TEXT.docx
@@ -85,7 +85,7 @@
         <w:t>A larger single model remains stronger.</w:t>
       </w:r>
       <w:r>
-        <w:t xml:space="preserve"> Qwen2.5-7B [8], prompted to detect the emotion and respond in one step, achieves the best rule adherence (82.3%) and WASSA score (5.76) of all systems, and the highest AI-judge average among the systems judged so far (9.02). The same-size and larger single models use the same prompt, so model capacity, rather than the decoupled structure, explains most of this difference. The advantage of the decoupled design is therefore not raw output quality. It lies in making the emotional reasoning explicit and inspectable at a smaller scale, and in allowing the generator to receive emotion-specific guidance, which Section 5.2.4 shows to be important.</w:t>
+        <w:t xml:space="preserve"> Qwen2.5-7B [8], prompted to detect the emotion and respond in one step, achieves the best rule adherence (82.3%) and WASSA score (5.76) of all systems, and the highest AI-judge score of all judged systems (8.90, against 8.68 for the final system). The same-size and larger single models use the same prompt, so model capacity, rather than the decoupled structure, explains most of this difference. The advantage of the decoupled design is therefore not raw output quality. It lies in making the emotional reasoning explicit and inspectable at a smaller scale, and in allowing the generator to receive emotion-specific guidance, which Section 5.2.4 shows to be important.</w:t>
       </w:r>
     </w:p>
     <w:p>

--- a/writing/Chapter 5 - 5.2 Analysis of Design Solutions/FINAL_TEXT.docx
+++ b/writing/Chapter 5 - 5.2 Analysis of Design Solutions/FINAL_TEXT.docx
@@ -50,10 +50,10 @@
         <w:rPr>
           <w:b/>
         </w:rPr>
-        <w:t>Fine-tuning a single model end to end is the weakest option.</w:t>
+        <w:t>Fine-tuning a single model end to end teaches the dataset's style, not the desired behaviour.</w:t>
       </w:r>
       <w:r>
-        <w:t xml:space="preserve"> The generator fine-tuned with LoRA follows all rules in none of its replies, averaging 7.07 questions and 200.7 words. Having learned to imitate human listener replies without any explicit structure, it reproduces, and exaggerates, the dataset's conversational habit of asking follow-up questions. </w:t>
+        <w:t xml:space="preserve"> The generator fine-tuned with LoRA writes short, casual replies (10.0 words on average) that usually ask a question (74.0% ask exactly one) but seldom acknowledge the user's feeling (30.0%), so it follows all rules in only 22.3% of replies and has the lowest WASSA score (3.36) and emotion validation (18.3%) of all systems. It faithfully learns its training data: real listener replies in EmpatheticDialogues acknowledge the feeling in only 10.6% of cases and satisfy all three rules in 4.3%. </w:t>
       </w:r>
       <w:r>
         <w:rPr>
@@ -956,7 +956,7 @@
         <w:spacing w:after="120"/>
       </w:pPr>
       <w:r>
-        <w:t>Providing the generator with one or two similar training conversations [11] reduced rule adherence in both versions tested, to 54.3% and 43.7% against 63.7% without retrieval (Table 4.8). The retrieved human replies frequently contained several questions, and the model imitated them despite the rule, so that compliance with the one-question rule fell to 76.0% in the first version. Filtering the examples and adding a further reminder about questions instead reduced acknowledgement from 70.3% to 57.0%. Retrieval also produced the least consistent empathy scores of any system, with a WASSA standard deviation of 1.46. For this task, examples of real human replies conflict with explicit behavioural rules rather than reinforcing them.</w:t>
+        <w:t>Providing the generator with one or two similar training conversations [11] reduced rule adherence in both versions tested, to 54.3% and 43.7% against 63.7% without retrieval (Table 4.8). The retrieved listener replies model a different style from the one the rules require, since only 4.3% of EmpatheticDialogues listener replies satisfy all three rules, and compliance with the one-question rule fell to 76.0% in the first version. Filtering the examples and adding a further reminder about questions instead reduced acknowledgement from 70.3% to 57.0%. Retrieval also produced the least consistent empathy scores of any system, with a WASSA standard deviation of 1.46. For this task, examples of real human replies conflict with explicit behavioural rules rather than reinforcing them.</w:t>
       </w:r>
     </w:p>
     <w:p>
@@ -1136,7 +1136,7 @@
               <w:rPr>
                 <w:sz w:val="16"/>
               </w:rPr>
-              <w:t>0.0% / 4.19 / 20.0%</w:t>
+              <w:t>22.3% / 3.36 / 18.3%</w:t>
             </w:r>
           </w:p>
         </w:tc>
@@ -1178,7 +1178,7 @@
               <w:rPr>
                 <w:sz w:val="16"/>
               </w:rPr>
-              <w:t>No emotion exposed; uncontrolled length</w:t>
+              <w:t>No emotion exposed; casual replies that rarely acknowledge feelings</w:t>
             </w:r>
           </w:p>
         </w:tc>

--- a/writing/Chapter 5 - 5.2 Analysis of Design Solutions/FINAL_TEXT.docx
+++ b/writing/Chapter 5 - 5.2 Analysis of Design Solutions/FINAL_TEXT.docx
@@ -72,6 +72,20 @@
       </w:r>
       <w:r>
         <w:t xml:space="preserve"> closes part of the gap (51.3% of replies satisfy all rules, WASSA 4.84), but its replies are barely more faithful to the true emotion than those of zero-shot prompting (25.7% against 24.7% emotion validation). The final decoupled system, whose generator is about 2.5 times the size of this baseline, reaches 60.0% rule adherence, WASSA 5.05 and 36.7% emotion validation. The improvements in empathy and emotion validation are statistically significant after correction for multiple comparisons, whereas the improvement in rule adherence is not (Section 5.3).</w:t>
+      </w:r>
+    </w:p>
+    <w:p>
+      <w:pPr>
+        <w:spacing w:after="120"/>
+      </w:pPr>
+      <w:r>
+        <w:rPr>
+          <w:b/>
+        </w:rPr>
+        <w:t>The decoupled design, not the generator, produces the empathy gain.</w:t>
+      </w:r>
+      <w:r>
+        <w:t xml:space="preserve"> The strongest test of the design is the single model built on the final system's own generator, Phi-4-mini, prompted to detect the emotion and respond in one pass. It reaches high rule adherence (73.7%), but its empathy and emotional fidelity stay at the level of the smaller single model (WASSA 4.75 against 4.84; emotion validation 27.0% against 25.7%). Adding the detector and emotion-specific guidance to that same generator raises WASSA to 5.05 and emotion validation to 36.7%, both significant after correction (Section 5.4.9). The decoupled system does, however, follow all three rules less often than this baseline (60.0% against 73.7%), because its prompt must carry emotion-specific guidance as well as the rules. At an equal generator the design therefore buys empathy and emotional fidelity at some cost in rule adherence.</w:t>
       </w:r>
     </w:p>
     <w:p>

--- a/writing/Chapter 5 - 5.2 Analysis of Design Solutions/FINAL_TEXT.docx
+++ b/writing/Chapter 5 - 5.2 Analysis of Design Solutions/FINAL_TEXT.docx
@@ -53,7 +53,7 @@
         <w:t>Fine-tuning a single model end to end teaches the dataset's style, not the desired behaviour.</w:t>
       </w:r>
       <w:r>
-        <w:t xml:space="preserve"> The generator fine-tuned with LoRA writes short, casual replies (10.0 words on average) that usually ask a question (74.0% ask exactly one) but seldom acknowledge the user's feeling (30.0%), so it follows all rules in only 22.3% of replies and has the lowest WASSA score (3.36) and emotion validation (18.3%) of all systems. It faithfully learns its training data: real listener replies in EmpatheticDialogues acknowledge the feeling in only 10.6% of cases and satisfy all three rules in 4.3%. </w:t>
+        <w:t xml:space="preserve"> The generator fine-tuned with LoRA writes short, casual replies (10.0 words on average) that usually ask a question (74.0% ask exactly one) but seldom acknowledge the user's feeling (30.0%), so it follows all rules in only 22.3% of replies and has the lowest WASSA score (3.36), emotion validation (18.3%) and AI-judge scores (empathy 3.88, overall 5.96) of all systems. It faithfully learns its training data: real listener replies in EmpatheticDialogues acknowledge the feeling in only 10.6% of cases and satisfy all three rules in 4.3%. </w:t>
       </w:r>
       <w:r>
         <w:rPr>

--- a/writing/Chapter 5 - 5.2 Analysis of Design Solutions/FINAL_TEXT.docx
+++ b/writing/Chapter 5 - 5.2 Analysis of Design Solutions/FINAL_TEXT.docx
@@ -1835,6 +1835,1016 @@
     </w:p>
     <w:p>
       <w:pPr>
+        <w:spacing w:after="120"/>
+      </w:pPr>
+      <w:r>
+        <w:t>Because the measures disagree with one another, Table 5.30 summarises them in a single ranking. Each of five independent measures, namely rule adherence, WASSA empathy, emotion validation, AI-judge empathy and freedom from boilerplate, is standardised across the systems and the five standardised values are averaged with equal weight. Nothing is tuned: the weights are equal, every judged system is included, and the measures are the ones already reported in Table 5.1.</w:t>
+      </w:r>
+    </w:p>
+    <w:p>
+      <w:pPr>
+        <w:spacing w:after="120"/>
+      </w:pPr>
+      <w:r>
+        <w:t xml:space="preserve">The final system ranks </w:t>
+      </w:r>
+      <w:r>
+        <w:rPr>
+          <w:b/>
+        </w:rPr>
+        <w:t>second of eight</w:t>
+      </w:r>
+      <w:r>
+        <w:t xml:space="preserve">, behind only the 7.6-billion-parameter single model, which requires 4.7 times as many parameters and 62% more GPU memory (Section 5.4.7). It is ahead of the single model built on its own generator (+0.50 against +0.09), of top-1 prompting with that generator (+0.04) and of the same-size single model (+0.06). </w:t>
+      </w:r>
+      <w:r>
+        <w:rPr>
+          <w:b/>
+        </w:rPr>
+        <w:t>Among the systems that fit the 8 GB budget set as an objective in Section 4.1.1, the final system ranks first.</w:t>
+      </w:r>
+      <w:r>
+        <w:t xml:space="preserve"> The ranking is not an artefact of one favourable measure: removing any single measure leaves the final system in second or third place, always behind the larger single model.</w:t>
+      </w:r>
+    </w:p>
+    <w:p>
+      <w:pPr>
+        <w:spacing w:after="120"/>
+      </w:pPr>
+      <w:r>
+        <w:t>A composite of this kind depends on which measures are included, so it is reported as a summary of the per-measure results rather than as evidence in its own right. The per-measure comparisons in Sections 5.3.2 and 5.4.9, with their significance tests, remain the basis for the conclusions of this thesis.</w:t>
+      </w:r>
+    </w:p>
+    <w:tbl>
+      <w:tblPr>
+        <w:tblStyle w:val="TableGrid"/>
+        <w:tblW w:type="auto" w:w="0"/>
+        <w:tblLook w:firstColumn="1" w:firstRow="1" w:lastColumn="0" w:lastRow="0" w:noHBand="0" w:noVBand="1" w:val="04A0"/>
+      </w:tblPr>
+      <w:tblGrid>
+        <w:gridCol w:w="1337"/>
+        <w:gridCol w:w="1337"/>
+        <w:gridCol w:w="1337"/>
+        <w:gridCol w:w="1337"/>
+        <w:gridCol w:w="1337"/>
+        <w:gridCol w:w="1337"/>
+        <w:gridCol w:w="1337"/>
+      </w:tblGrid>
+      <w:tr>
+        <w:tc>
+          <w:tcPr>
+            <w:tcW w:type="dxa" w:w="1337"/>
+            <w:shd w:val="clear" w:color="auto" w:fill="E3EEFB"/>
+          </w:tcPr>
+          <w:p>
+            <w:r>
+              <w:rPr>
+                <w:b/>
+              </w:rPr>
+            </w:r>
+            <w:r>
+              <w:rPr>
+                <w:b/>
+                <w:sz w:val="13"/>
+              </w:rPr>
+              <w:t>System</w:t>
+            </w:r>
+          </w:p>
+        </w:tc>
+        <w:tc>
+          <w:tcPr>
+            <w:tcW w:type="dxa" w:w="1337"/>
+            <w:shd w:val="clear" w:color="auto" w:fill="E3EEFB"/>
+          </w:tcPr>
+          <w:p>
+            <w:r>
+              <w:rPr>
+                <w:b/>
+              </w:rPr>
+            </w:r>
+            <w:r>
+              <w:rPr>
+                <w:b/>
+                <w:sz w:val="13"/>
+              </w:rPr>
+              <w:t>All rules (%)</w:t>
+            </w:r>
+          </w:p>
+        </w:tc>
+        <w:tc>
+          <w:tcPr>
+            <w:tcW w:type="dxa" w:w="1337"/>
+            <w:shd w:val="clear" w:color="auto" w:fill="E3EEFB"/>
+          </w:tcPr>
+          <w:p>
+            <w:r>
+              <w:rPr>
+                <w:b/>
+              </w:rPr>
+            </w:r>
+            <w:r>
+              <w:rPr>
+                <w:b/>
+                <w:sz w:val="13"/>
+              </w:rPr>
+              <w:t>WASSA empathy</w:t>
+            </w:r>
+          </w:p>
+        </w:tc>
+        <w:tc>
+          <w:tcPr>
+            <w:tcW w:type="dxa" w:w="1337"/>
+            <w:shd w:val="clear" w:color="auto" w:fill="E3EEFB"/>
+          </w:tcPr>
+          <w:p>
+            <w:r>
+              <w:rPr>
+                <w:b/>
+              </w:rPr>
+            </w:r>
+            <w:r>
+              <w:rPr>
+                <w:b/>
+                <w:sz w:val="13"/>
+              </w:rPr>
+              <w:t>Emotion validation (%)</w:t>
+            </w:r>
+          </w:p>
+        </w:tc>
+        <w:tc>
+          <w:tcPr>
+            <w:tcW w:type="dxa" w:w="1337"/>
+            <w:shd w:val="clear" w:color="auto" w:fill="E3EEFB"/>
+          </w:tcPr>
+          <w:p>
+            <w:r>
+              <w:rPr>
+                <w:b/>
+              </w:rPr>
+            </w:r>
+            <w:r>
+              <w:rPr>
+                <w:b/>
+                <w:sz w:val="13"/>
+              </w:rPr>
+              <w:t>AI-judge empathy</w:t>
+            </w:r>
+          </w:p>
+        </w:tc>
+        <w:tc>
+          <w:tcPr>
+            <w:tcW w:type="dxa" w:w="1337"/>
+            <w:shd w:val="clear" w:color="auto" w:fill="E3EEFB"/>
+          </w:tcPr>
+          <w:p>
+            <w:r>
+              <w:rPr>
+                <w:b/>
+              </w:rPr>
+            </w:r>
+            <w:r>
+              <w:rPr>
+                <w:b/>
+                <w:sz w:val="13"/>
+              </w:rPr>
+              <w:t>Non-repetition (%)</w:t>
+            </w:r>
+          </w:p>
+        </w:tc>
+        <w:tc>
+          <w:tcPr>
+            <w:tcW w:type="dxa" w:w="1337"/>
+            <w:shd w:val="clear" w:color="auto" w:fill="E3EEFB"/>
+          </w:tcPr>
+          <w:p>
+            <w:r>
+              <w:rPr>
+                <w:b/>
+              </w:rPr>
+            </w:r>
+            <w:r>
+              <w:rPr>
+                <w:b/>
+                <w:sz w:val="13"/>
+              </w:rPr>
+              <w:t>Composite (equal weights)</w:t>
+            </w:r>
+          </w:p>
+        </w:tc>
+      </w:tr>
+      <w:tr>
+        <w:tc>
+          <w:tcPr>
+            <w:tcW w:type="dxa" w:w="1337"/>
+          </w:tcPr>
+          <w:p>
+            <w:r/>
+            <w:r>
+              <w:rPr>
+                <w:sz w:val="13"/>
+              </w:rPr>
+              <w:t>Single model, bigger: Qwen2.5-7B (4-bit) detects + responds</w:t>
+            </w:r>
+          </w:p>
+        </w:tc>
+        <w:tc>
+          <w:tcPr>
+            <w:tcW w:type="dxa" w:w="1337"/>
+          </w:tcPr>
+          <w:p>
+            <w:r/>
+            <w:r>
+              <w:rPr>
+                <w:sz w:val="13"/>
+              </w:rPr>
+              <w:t>82.33</w:t>
+            </w:r>
+          </w:p>
+        </w:tc>
+        <w:tc>
+          <w:tcPr>
+            <w:tcW w:type="dxa" w:w="1337"/>
+          </w:tcPr>
+          <w:p>
+            <w:r/>
+            <w:r>
+              <w:rPr>
+                <w:sz w:val="13"/>
+              </w:rPr>
+              <w:t>5.76</w:t>
+            </w:r>
+          </w:p>
+        </w:tc>
+        <w:tc>
+          <w:tcPr>
+            <w:tcW w:type="dxa" w:w="1337"/>
+          </w:tcPr>
+          <w:p>
+            <w:r/>
+            <w:r>
+              <w:rPr>
+                <w:sz w:val="13"/>
+              </w:rPr>
+              <w:t>32.33</w:t>
+            </w:r>
+          </w:p>
+        </w:tc>
+        <w:tc>
+          <w:tcPr>
+            <w:tcW w:type="dxa" w:w="1337"/>
+          </w:tcPr>
+          <w:p>
+            <w:r/>
+            <w:r>
+              <w:rPr>
+                <w:sz w:val="13"/>
+              </w:rPr>
+              <w:t>8.15</w:t>
+            </w:r>
+          </w:p>
+        </w:tc>
+        <w:tc>
+          <w:tcPr>
+            <w:tcW w:type="dxa" w:w="1337"/>
+          </w:tcPr>
+          <w:p>
+            <w:r/>
+            <w:r>
+              <w:rPr>
+                <w:sz w:val="13"/>
+              </w:rPr>
+              <w:t>41.3</w:t>
+            </w:r>
+          </w:p>
+        </w:tc>
+        <w:tc>
+          <w:tcPr>
+            <w:tcW w:type="dxa" w:w="1337"/>
+          </w:tcPr>
+          <w:p>
+            <w:r/>
+            <w:r>
+              <w:rPr>
+                <w:sz w:val="13"/>
+              </w:rPr>
+              <w:t>0.79</w:t>
+            </w:r>
+          </w:p>
+        </w:tc>
+      </w:tr>
+      <w:tr>
+        <w:tc>
+          <w:tcPr>
+            <w:tcW w:type="dxa" w:w="1337"/>
+          </w:tcPr>
+          <w:p>
+            <w:r/>
+            <w:r>
+              <w:rPr>
+                <w:sz w:val="13"/>
+              </w:rPr>
+              <w:t>FINAL SYSTEM - Two-stage: RoBERTa top-3 -&gt; Phi-4-mini picks + per-emotion prompt</w:t>
+            </w:r>
+          </w:p>
+        </w:tc>
+        <w:tc>
+          <w:tcPr>
+            <w:tcW w:type="dxa" w:w="1337"/>
+          </w:tcPr>
+          <w:p>
+            <w:r/>
+            <w:r>
+              <w:rPr>
+                <w:sz w:val="13"/>
+              </w:rPr>
+              <w:t>60</w:t>
+            </w:r>
+          </w:p>
+        </w:tc>
+        <w:tc>
+          <w:tcPr>
+            <w:tcW w:type="dxa" w:w="1337"/>
+          </w:tcPr>
+          <w:p>
+            <w:r/>
+            <w:r>
+              <w:rPr>
+                <w:sz w:val="13"/>
+              </w:rPr>
+              <w:t>5.05</w:t>
+            </w:r>
+          </w:p>
+        </w:tc>
+        <w:tc>
+          <w:tcPr>
+            <w:tcW w:type="dxa" w:w="1337"/>
+          </w:tcPr>
+          <w:p>
+            <w:r/>
+            <w:r>
+              <w:rPr>
+                <w:sz w:val="13"/>
+              </w:rPr>
+              <w:t>36.67</w:t>
+            </w:r>
+          </w:p>
+        </w:tc>
+        <w:tc>
+          <w:tcPr>
+            <w:tcW w:type="dxa" w:w="1337"/>
+          </w:tcPr>
+          <w:p>
+            <w:r/>
+            <w:r>
+              <w:rPr>
+                <w:sz w:val="13"/>
+              </w:rPr>
+              <w:t>7.84</w:t>
+            </w:r>
+          </w:p>
+        </w:tc>
+        <w:tc>
+          <w:tcPr>
+            <w:tcW w:type="dxa" w:w="1337"/>
+          </w:tcPr>
+          <w:p>
+            <w:r/>
+            <w:r>
+              <w:rPr>
+                <w:sz w:val="13"/>
+              </w:rPr>
+              <w:t>41.3</w:t>
+            </w:r>
+          </w:p>
+        </w:tc>
+        <w:tc>
+          <w:tcPr>
+            <w:tcW w:type="dxa" w:w="1337"/>
+          </w:tcPr>
+          <w:p>
+            <w:r/>
+            <w:r>
+              <w:rPr>
+                <w:sz w:val="13"/>
+              </w:rPr>
+              <w:t>0.5</w:t>
+            </w:r>
+          </w:p>
+        </w:tc>
+      </w:tr>
+      <w:tr>
+        <w:tc>
+          <w:tcPr>
+            <w:tcW w:type="dxa" w:w="1337"/>
+          </w:tcPr>
+          <w:p>
+            <w:r/>
+            <w:r>
+              <w:rPr>
+                <w:sz w:val="13"/>
+              </w:rPr>
+              <w:t>Initial pipeline: GPT-2 Medium d1 + Qwen2.5-1.5B d2</w:t>
+            </w:r>
+          </w:p>
+        </w:tc>
+        <w:tc>
+          <w:tcPr>
+            <w:tcW w:type="dxa" w:w="1337"/>
+          </w:tcPr>
+          <w:p>
+            <w:r/>
+            <w:r>
+              <w:rPr>
+                <w:sz w:val="13"/>
+              </w:rPr>
+              <w:t>63.67</w:t>
+            </w:r>
+          </w:p>
+        </w:tc>
+        <w:tc>
+          <w:tcPr>
+            <w:tcW w:type="dxa" w:w="1337"/>
+          </w:tcPr>
+          <w:p>
+            <w:r/>
+            <w:r>
+              <w:rPr>
+                <w:sz w:val="13"/>
+              </w:rPr>
+              <w:t>4.8</w:t>
+            </w:r>
+          </w:p>
+        </w:tc>
+        <w:tc>
+          <w:tcPr>
+            <w:tcW w:type="dxa" w:w="1337"/>
+          </w:tcPr>
+          <w:p>
+            <w:r/>
+            <w:r>
+              <w:rPr>
+                <w:sz w:val="13"/>
+              </w:rPr>
+              <w:t>26</w:t>
+            </w:r>
+          </w:p>
+        </w:tc>
+        <w:tc>
+          <w:tcPr>
+            <w:tcW w:type="dxa" w:w="1337"/>
+          </w:tcPr>
+          <w:p>
+            <w:r/>
+            <w:r>
+              <w:rPr>
+                <w:sz w:val="13"/>
+              </w:rPr>
+              <w:t>6.98</w:t>
+            </w:r>
+          </w:p>
+        </w:tc>
+        <w:tc>
+          <w:tcPr>
+            <w:tcW w:type="dxa" w:w="1337"/>
+          </w:tcPr>
+          <w:p>
+            <w:r/>
+            <w:r>
+              <w:rPr>
+                <w:sz w:val="13"/>
+              </w:rPr>
+              <w:t>76.3</w:t>
+            </w:r>
+          </w:p>
+        </w:tc>
+        <w:tc>
+          <w:tcPr>
+            <w:tcW w:type="dxa" w:w="1337"/>
+          </w:tcPr>
+          <w:p>
+            <w:r/>
+            <w:r>
+              <w:rPr>
+                <w:sz w:val="13"/>
+              </w:rPr>
+              <w:t>0.24</w:t>
+            </w:r>
+          </w:p>
+        </w:tc>
+      </w:tr>
+      <w:tr>
+        <w:tc>
+          <w:tcPr>
+            <w:tcW w:type="dxa" w:w="1337"/>
+          </w:tcPr>
+          <w:p>
+            <w:r/>
+            <w:r>
+              <w:rPr>
+                <w:sz w:val="13"/>
+              </w:rPr>
+              <w:t>Single model, same generator: Phi-4-mini (4-bit) detects + responds</w:t>
+            </w:r>
+          </w:p>
+        </w:tc>
+        <w:tc>
+          <w:tcPr>
+            <w:tcW w:type="dxa" w:w="1337"/>
+          </w:tcPr>
+          <w:p>
+            <w:r/>
+            <w:r>
+              <w:rPr>
+                <w:sz w:val="13"/>
+              </w:rPr>
+              <w:t>73.67</w:t>
+            </w:r>
+          </w:p>
+        </w:tc>
+        <w:tc>
+          <w:tcPr>
+            <w:tcW w:type="dxa" w:w="1337"/>
+          </w:tcPr>
+          <w:p>
+            <w:r/>
+            <w:r>
+              <w:rPr>
+                <w:sz w:val="13"/>
+              </w:rPr>
+              <w:t>4.75</w:t>
+            </w:r>
+          </w:p>
+        </w:tc>
+        <w:tc>
+          <w:tcPr>
+            <w:tcW w:type="dxa" w:w="1337"/>
+          </w:tcPr>
+          <w:p>
+            <w:r/>
+            <w:r>
+              <w:rPr>
+                <w:sz w:val="13"/>
+              </w:rPr>
+              <w:t>27</w:t>
+            </w:r>
+          </w:p>
+        </w:tc>
+        <w:tc>
+          <w:tcPr>
+            <w:tcW w:type="dxa" w:w="1337"/>
+          </w:tcPr>
+          <w:p>
+            <w:r/>
+            <w:r>
+              <w:rPr>
+                <w:sz w:val="13"/>
+              </w:rPr>
+              <w:t>8.04</w:t>
+            </w:r>
+          </w:p>
+        </w:tc>
+        <w:tc>
+          <w:tcPr>
+            <w:tcW w:type="dxa" w:w="1337"/>
+          </w:tcPr>
+          <w:p>
+            <w:r/>
+            <w:r>
+              <w:rPr>
+                <w:sz w:val="13"/>
+              </w:rPr>
+              <w:t>27.7</w:t>
+            </w:r>
+          </w:p>
+        </w:tc>
+        <w:tc>
+          <w:tcPr>
+            <w:tcW w:type="dxa" w:w="1337"/>
+          </w:tcPr>
+          <w:p>
+            <w:r/>
+            <w:r>
+              <w:rPr>
+                <w:sz w:val="13"/>
+              </w:rPr>
+              <w:t>0.09</w:t>
+            </w:r>
+          </w:p>
+        </w:tc>
+      </w:tr>
+      <w:tr>
+        <w:tc>
+          <w:tcPr>
+            <w:tcW w:type="dxa" w:w="1337"/>
+          </w:tcPr>
+          <w:p>
+            <w:r/>
+            <w:r>
+              <w:rPr>
+                <w:sz w:val="13"/>
+              </w:rPr>
+              <w:t>Single model, same size: Qwen2.5-1.5B detects + responds</w:t>
+            </w:r>
+          </w:p>
+        </w:tc>
+        <w:tc>
+          <w:tcPr>
+            <w:tcW w:type="dxa" w:w="1337"/>
+          </w:tcPr>
+          <w:p>
+            <w:r/>
+            <w:r>
+              <w:rPr>
+                <w:sz w:val="13"/>
+              </w:rPr>
+              <w:t>51.33</w:t>
+            </w:r>
+          </w:p>
+        </w:tc>
+        <w:tc>
+          <w:tcPr>
+            <w:tcW w:type="dxa" w:w="1337"/>
+          </w:tcPr>
+          <w:p>
+            <w:r/>
+            <w:r>
+              <w:rPr>
+                <w:sz w:val="13"/>
+              </w:rPr>
+              <w:t>4.84</w:t>
+            </w:r>
+          </w:p>
+        </w:tc>
+        <w:tc>
+          <w:tcPr>
+            <w:tcW w:type="dxa" w:w="1337"/>
+          </w:tcPr>
+          <w:p>
+            <w:r/>
+            <w:r>
+              <w:rPr>
+                <w:sz w:val="13"/>
+              </w:rPr>
+              <w:t>25.67</w:t>
+            </w:r>
+          </w:p>
+        </w:tc>
+        <w:tc>
+          <w:tcPr>
+            <w:tcW w:type="dxa" w:w="1337"/>
+          </w:tcPr>
+          <w:p>
+            <w:r/>
+            <w:r>
+              <w:rPr>
+                <w:sz w:val="13"/>
+              </w:rPr>
+              <w:t>7.15</w:t>
+            </w:r>
+          </w:p>
+        </w:tc>
+        <w:tc>
+          <w:tcPr>
+            <w:tcW w:type="dxa" w:w="1337"/>
+          </w:tcPr>
+          <w:p>
+            <w:r/>
+            <w:r>
+              <w:rPr>
+                <w:sz w:val="13"/>
+              </w:rPr>
+              <w:t>65</w:t>
+            </w:r>
+          </w:p>
+        </w:tc>
+        <w:tc>
+          <w:tcPr>
+            <w:tcW w:type="dxa" w:w="1337"/>
+          </w:tcPr>
+          <w:p>
+            <w:r/>
+            <w:r>
+              <w:rPr>
+                <w:sz w:val="13"/>
+              </w:rPr>
+              <w:t>0.06</w:t>
+            </w:r>
+          </w:p>
+        </w:tc>
+      </w:tr>
+      <w:tr>
+        <w:tc>
+          <w:tcPr>
+            <w:tcW w:type="dxa" w:w="1337"/>
+          </w:tcPr>
+          <w:p>
+            <w:r/>
+            <w:r>
+              <w:rPr>
+                <w:sz w:val="13"/>
+              </w:rPr>
+              <w:t>RoBERTa d1 + Phi-4-mini d2 (top-1 emotion)</w:t>
+            </w:r>
+          </w:p>
+        </w:tc>
+        <w:tc>
+          <w:tcPr>
+            <w:tcW w:type="dxa" w:w="1337"/>
+          </w:tcPr>
+          <w:p>
+            <w:r/>
+            <w:r>
+              <w:rPr>
+                <w:sz w:val="13"/>
+              </w:rPr>
+              <w:t>65.33</w:t>
+            </w:r>
+          </w:p>
+        </w:tc>
+        <w:tc>
+          <w:tcPr>
+            <w:tcW w:type="dxa" w:w="1337"/>
+          </w:tcPr>
+          <w:p>
+            <w:r/>
+            <w:r>
+              <w:rPr>
+                <w:sz w:val="13"/>
+              </w:rPr>
+              <w:t>4.89</w:t>
+            </w:r>
+          </w:p>
+        </w:tc>
+        <w:tc>
+          <w:tcPr>
+            <w:tcW w:type="dxa" w:w="1337"/>
+          </w:tcPr>
+          <w:p>
+            <w:r/>
+            <w:r>
+              <w:rPr>
+                <w:sz w:val="13"/>
+              </w:rPr>
+              <w:t>28.33</w:t>
+            </w:r>
+          </w:p>
+        </w:tc>
+        <w:tc>
+          <w:tcPr>
+            <w:tcW w:type="dxa" w:w="1337"/>
+          </w:tcPr>
+          <w:p>
+            <w:r/>
+            <w:r>
+              <w:rPr>
+                <w:sz w:val="13"/>
+              </w:rPr>
+              <w:t>7.84</w:t>
+            </w:r>
+          </w:p>
+        </w:tc>
+        <w:tc>
+          <w:tcPr>
+            <w:tcW w:type="dxa" w:w="1337"/>
+          </w:tcPr>
+          <w:p>
+            <w:r/>
+            <w:r>
+              <w:rPr>
+                <w:sz w:val="13"/>
+              </w:rPr>
+              <w:t>23</w:t>
+            </w:r>
+          </w:p>
+        </w:tc>
+        <w:tc>
+          <w:tcPr>
+            <w:tcW w:type="dxa" w:w="1337"/>
+          </w:tcPr>
+          <w:p>
+            <w:r/>
+            <w:r>
+              <w:rPr>
+                <w:sz w:val="13"/>
+              </w:rPr>
+              <w:t>0.04</w:t>
+            </w:r>
+          </w:p>
+        </w:tc>
+      </w:tr>
+      <w:tr>
+        <w:tc>
+          <w:tcPr>
+            <w:tcW w:type="dxa" w:w="1337"/>
+          </w:tcPr>
+          <w:p>
+            <w:r/>
+            <w:r>
+              <w:rPr>
+                <w:sz w:val="13"/>
+              </w:rPr>
+              <w:t>Zero-shot Qwen2.5-1.5B (no detector, generic prompt)</w:t>
+            </w:r>
+          </w:p>
+        </w:tc>
+        <w:tc>
+          <w:tcPr>
+            <w:tcW w:type="dxa" w:w="1337"/>
+          </w:tcPr>
+          <w:p>
+            <w:r/>
+            <w:r>
+              <w:rPr>
+                <w:sz w:val="13"/>
+              </w:rPr>
+              <w:t>19</w:t>
+            </w:r>
+          </w:p>
+        </w:tc>
+        <w:tc>
+          <w:tcPr>
+            <w:tcW w:type="dxa" w:w="1337"/>
+          </w:tcPr>
+          <w:p>
+            <w:r/>
+            <w:r>
+              <w:rPr>
+                <w:sz w:val="13"/>
+              </w:rPr>
+              <w:t>4.25</w:t>
+            </w:r>
+          </w:p>
+        </w:tc>
+        <w:tc>
+          <w:tcPr>
+            <w:tcW w:type="dxa" w:w="1337"/>
+          </w:tcPr>
+          <w:p>
+            <w:r/>
+            <w:r>
+              <w:rPr>
+                <w:sz w:val="13"/>
+              </w:rPr>
+              <w:t>24.67</w:t>
+            </w:r>
+          </w:p>
+        </w:tc>
+        <w:tc>
+          <w:tcPr>
+            <w:tcW w:type="dxa" w:w="1337"/>
+          </w:tcPr>
+          <w:p>
+            <w:r/>
+            <w:r>
+              <w:rPr>
+                <w:sz w:val="13"/>
+              </w:rPr>
+              <w:t>5.98</w:t>
+            </w:r>
+          </w:p>
+        </w:tc>
+        <w:tc>
+          <w:tcPr>
+            <w:tcW w:type="dxa" w:w="1337"/>
+          </w:tcPr>
+          <w:p>
+            <w:r/>
+            <w:r>
+              <w:rPr>
+                <w:sz w:val="13"/>
+              </w:rPr>
+              <w:t>65.3</w:t>
+            </w:r>
+          </w:p>
+        </w:tc>
+        <w:tc>
+          <w:tcPr>
+            <w:tcW w:type="dxa" w:w="1337"/>
+          </w:tcPr>
+          <w:p>
+            <w:r/>
+            <w:r>
+              <w:rPr>
+                <w:sz w:val="13"/>
+              </w:rPr>
+              <w:t>-0.59</w:t>
+            </w:r>
+          </w:p>
+        </w:tc>
+      </w:tr>
+      <w:tr>
+        <w:tc>
+          <w:tcPr>
+            <w:tcW w:type="dxa" w:w="1337"/>
+          </w:tcPr>
+          <w:p>
+            <w:r/>
+            <w:r>
+              <w:rPr>
+                <w:sz w:val="13"/>
+              </w:rPr>
+              <w:t>Monolithic LoRA fine-tuned Qwen2.5-1.5B (no detector)</w:t>
+            </w:r>
+          </w:p>
+        </w:tc>
+        <w:tc>
+          <w:tcPr>
+            <w:tcW w:type="dxa" w:w="1337"/>
+          </w:tcPr>
+          <w:p>
+            <w:r/>
+            <w:r>
+              <w:rPr>
+                <w:sz w:val="13"/>
+              </w:rPr>
+              <w:t>22.33</w:t>
+            </w:r>
+          </w:p>
+        </w:tc>
+        <w:tc>
+          <w:tcPr>
+            <w:tcW w:type="dxa" w:w="1337"/>
+          </w:tcPr>
+          <w:p>
+            <w:r/>
+            <w:r>
+              <w:rPr>
+                <w:sz w:val="13"/>
+              </w:rPr>
+              <w:t>3.36</w:t>
+            </w:r>
+          </w:p>
+        </w:tc>
+        <w:tc>
+          <w:tcPr>
+            <w:tcW w:type="dxa" w:w="1337"/>
+          </w:tcPr>
+          <w:p>
+            <w:r/>
+            <w:r>
+              <w:rPr>
+                <w:sz w:val="13"/>
+              </w:rPr>
+              <w:t>18.33</w:t>
+            </w:r>
+          </w:p>
+        </w:tc>
+        <w:tc>
+          <w:tcPr>
+            <w:tcW w:type="dxa" w:w="1337"/>
+          </w:tcPr>
+          <w:p>
+            <w:r/>
+            <w:r>
+              <w:rPr>
+                <w:sz w:val="13"/>
+              </w:rPr>
+              <w:t>3.88</w:t>
+            </w:r>
+          </w:p>
+        </w:tc>
+        <w:tc>
+          <w:tcPr>
+            <w:tcW w:type="dxa" w:w="1337"/>
+          </w:tcPr>
+          <w:p>
+            <w:r/>
+            <w:r>
+              <w:rPr>
+                <w:sz w:val="13"/>
+              </w:rPr>
+              <w:t>90.3</w:t>
+            </w:r>
+          </w:p>
+        </w:tc>
+        <w:tc>
+          <w:tcPr>
+            <w:tcW w:type="dxa" w:w="1337"/>
+          </w:tcPr>
+          <w:p>
+            <w:r/>
+            <w:r>
+              <w:rPr>
+                <w:sz w:val="13"/>
+              </w:rPr>
+              <w:t>-1.13</w:t>
+            </w:r>
+          </w:p>
+        </w:tc>
+      </w:tr>
+    </w:tbl>
+    <w:p/>
+    <w:p>
+      <w:r>
+        <w:rPr>
+          <w:i/>
+          <w:sz w:val="20"/>
+        </w:rPr>
+        <w:t>Table 5.30: Equal-weight composite of five independent measures across the judged systems</w:t>
+      </w:r>
+    </w:p>
+    <w:p>
+      <w:pPr>
         <w:pStyle w:val="Heading1"/>
       </w:pPr>
       <w:r>

--- a/writing/Chapter 5 - 5.2 Analysis of Design Solutions/FINAL_TEXT.docx
+++ b/writing/Chapter 5 - 5.2 Analysis of Design Solutions/FINAL_TEXT.docx
@@ -1855,7 +1855,7 @@
         <w:t>second of eight</w:t>
       </w:r>
       <w:r>
-        <w:t xml:space="preserve">, behind only the 7.6-billion-parameter single model, which requires 4.7 times as many parameters and 62% more GPU memory (Section 5.4.7). It is ahead of the single model built on its own generator (+0.50 against +0.09), of top-1 prompting with that generator (+0.04) and of the same-size single model (+0.06). </w:t>
+        <w:t xml:space="preserve">, behind only the 7.6-billion-parameter single model, which requires 1.9 times as many parameters and 62% more GPU memory (Section 5.4.7). It is ahead of the single model built on its own generator (+0.50 against +0.09), of top-1 prompting with that generator (+0.04) and of the same-size single model (+0.06). </w:t>
       </w:r>
       <w:r>
         <w:rPr>
